--- a/innerData/template/template.docx
+++ b/innerData/template/template.docx
@@ -6,6 +6,7 @@
       <w:pPr>
         <w:spacing w:line="480" w:lineRule="auto"/>
         <w:rPr>
+          <w:rFonts w:ascii="Times New Roman" w:hAnsi="Times New Roman" w:cs="Times New Roman"/>
           <w:lang w:val="en-US"/>
         </w:rPr>
       </w:pPr>
@@ -15,11 +16,6 @@
           <w:lang w:val="en-US"/>
         </w:rPr>
         <w:br/>
-      </w:r>
-      <w:r>
-        <w:rPr>
-          <w:lang w:val="en-US"/>
-        </w:rPr>
         <w:t>{@static}</w:t>
       </w:r>
     </w:p>
@@ -66,7 +62,6 @@
     </w:p>
     <w:p>
       <w:pPr>
-        <w:jc w:val="center"/>
         <w:rPr>
           <w:rFonts w:ascii="Times New Roman" w:hAnsi="Times New Roman" w:cs="Times New Roman"/>
           <w:lang w:val="en-US"/>
@@ -91,6 +86,7 @@
     </w:p>
     <w:p>
       <w:pPr>
+        <w:spacing w:line="480" w:lineRule="auto"/>
         <w:jc w:val="center"/>
         <w:rPr>
           <w:rFonts w:ascii="Times New Roman" w:hAnsi="Times New Roman" w:cs="Times New Roman"/>
@@ -102,140 +98,128 @@
           <w:rFonts w:ascii="Times New Roman" w:hAnsi="Times New Roman" w:cs="Times New Roman"/>
           <w:lang w:val="en-US"/>
         </w:rPr>
-        <w:t>{@section_3_2}</w:t>
-      </w:r>
-    </w:p>
-    <w:p>
-      <w:pPr>
-        <w:jc w:val="center"/>
-        <w:rPr>
-          <w:rFonts w:ascii="Times New Roman" w:hAnsi="Times New Roman" w:cs="Times New Roman"/>
-          <w:lang w:val="en-US"/>
-        </w:rPr>
-      </w:pPr>
-    </w:p>
-    <w:p>
-      <w:pPr>
-        <w:jc w:val="center"/>
-        <w:rPr>
-          <w:rFonts w:ascii="Times New Roman" w:hAnsi="Times New Roman" w:cs="Times New Roman"/>
-          <w:lang w:val="en-US"/>
-        </w:rPr>
-      </w:pPr>
-    </w:p>
-    <w:p>
-      <w:pPr>
-        <w:jc w:val="center"/>
-        <w:rPr>
-          <w:rFonts w:ascii="Times New Roman" w:hAnsi="Times New Roman" w:cs="Times New Roman"/>
-          <w:lang w:val="en-US"/>
-        </w:rPr>
-      </w:pPr>
-      <w:r>
-        <w:rPr>
-          <w:rFonts w:ascii="Times New Roman" w:hAnsi="Times New Roman" w:cs="Times New Roman"/>
-          <w:lang w:val="en-US"/>
-        </w:rPr>
-        <w:t>{@section_3_3}</w:t>
-      </w:r>
-    </w:p>
-    <w:p>
-      <w:pPr>
-        <w:jc w:val="center"/>
-        <w:rPr>
-          <w:rFonts w:ascii="Times New Roman" w:hAnsi="Times New Roman" w:cs="Times New Roman"/>
-          <w:lang w:val="en-US"/>
-        </w:rPr>
-      </w:pPr>
-    </w:p>
-    <w:p>
-      <w:pPr>
-        <w:jc w:val="center"/>
-        <w:rPr>
-          <w:rFonts w:ascii="Times New Roman" w:hAnsi="Times New Roman" w:cs="Times New Roman"/>
-          <w:lang w:val="en-US"/>
-        </w:rPr>
-      </w:pPr>
-    </w:p>
-    <w:p>
-      <w:pPr>
-        <w:jc w:val="center"/>
-        <w:rPr>
-          <w:rFonts w:ascii="Times New Roman" w:hAnsi="Times New Roman" w:cs="Times New Roman"/>
-          <w:lang w:val="en-US"/>
-        </w:rPr>
-      </w:pPr>
-      <w:r>
-        <w:rPr>
-          <w:rFonts w:ascii="Times New Roman" w:hAnsi="Times New Roman" w:cs="Times New Roman"/>
-          <w:lang w:val="en-US"/>
-        </w:rPr>
-        <w:t>{@section_3_4}</w:t>
-      </w:r>
-    </w:p>
-    <w:p>
-      <w:pPr>
-        <w:jc w:val="center"/>
-        <w:rPr>
-          <w:rFonts w:ascii="Times New Roman" w:hAnsi="Times New Roman" w:cs="Times New Roman"/>
-          <w:lang w:val="en-US"/>
-        </w:rPr>
-      </w:pPr>
-    </w:p>
-    <w:p>
-      <w:pPr>
-        <w:rPr>
-          <w:rFonts w:ascii="Times New Roman" w:hAnsi="Times New Roman" w:cs="Times New Roman"/>
-        </w:rPr>
-      </w:pPr>
-    </w:p>
-    <w:p>
-      <w:pPr>
-        <w:spacing w:line="480" w:lineRule="auto"/>
-        <w:jc w:val="center"/>
-        <w:rPr>
-          <w:lang w:val="en-US"/>
-        </w:rPr>
-      </w:pPr>
-      <w:r>
-        <w:rPr>
-          <w:lang w:val="en-US"/>
-        </w:rPr>
         <w:br/>
-      </w:r>
-      <w:r>
-        <w:rPr>
-          <w:lang w:val="en-US"/>
-        </w:rPr>
         <w:t>ДІЇ НАШИХ ВІЙСЬК:</w:t>
       </w:r>
     </w:p>
     <w:p>
       <w:pPr>
         <w:spacing w:line="480" w:lineRule="auto"/>
-        <w:jc w:val="center"/>
-        <w:rPr>
+        <w:rPr>
+          <w:rFonts w:ascii="Times New Roman" w:hAnsi="Times New Roman" w:cs="Times New Roman"/>
           <w:lang w:val="en-US"/>
         </w:rPr>
       </w:pPr>
       <w:r>
         <w:rPr>
+          <w:rFonts w:ascii="Times New Roman" w:hAnsi="Times New Roman" w:cs="Times New Roman"/>
           <w:lang w:val="en-US"/>
         </w:rPr>
         <w:t>{</w:t>
       </w:r>
       <w:r>
         <w:rPr>
+          <w:rFonts w:ascii="Times New Roman" w:hAnsi="Times New Roman" w:cs="Times New Roman"/>
           <w:lang w:val="en-US"/>
         </w:rPr>
         <w:t>@</w:t>
       </w:r>
       <w:r>
         <w:rPr>
+          <w:rFonts w:ascii="Times New Roman" w:hAnsi="Times New Roman" w:cs="Times New Roman"/>
           <w:lang w:val="en-US"/>
         </w:rPr>
         <w:t>section_3_7}</w:t>
       </w:r>
+    </w:p>
+    <w:p>
+      <w:pPr>
+        <w:spacing w:line="480" w:lineRule="auto"/>
+        <w:jc w:val="center"/>
+        <w:rPr>
+          <w:rFonts w:ascii="Times New Roman" w:hAnsi="Times New Roman" w:cs="Times New Roman"/>
+        </w:rPr>
+      </w:pPr>
+      <w:r>
+        <w:rPr>
+          <w:rFonts w:ascii="Times New Roman" w:hAnsi="Times New Roman" w:cs="Times New Roman"/>
+        </w:rPr>
+        <w:t>РОБОТА КОМІСІЙ ТА ІНСПЕКЦІЙНИХ ГРУП</w:t>
+      </w:r>
+    </w:p>
+    <w:p>
+      <w:pPr>
+        <w:spacing w:line="480" w:lineRule="auto"/>
+        <w:rPr>
+          <w:rFonts w:ascii="Times New Roman" w:hAnsi="Times New Roman" w:cs="Times New Roman"/>
+          <w:lang w:val="en-US"/>
+        </w:rPr>
+      </w:pPr>
+      <w:r>
+        <w:rPr>
+          <w:rFonts w:ascii="Times New Roman" w:hAnsi="Times New Roman" w:cs="Times New Roman"/>
+          <w:lang w:val="en-US"/>
+        </w:rPr>
+        <w:t>{@section_3_9_1}</w:t>
+      </w:r>
+    </w:p>
+    <w:p>
+      <w:pPr>
+        <w:spacing w:line="480" w:lineRule="auto"/>
+        <w:jc w:val="center"/>
+        <w:rPr>
+          <w:rFonts w:ascii="Times New Roman" w:hAnsi="Times New Roman" w:cs="Times New Roman"/>
+        </w:rPr>
+      </w:pPr>
+      <w:r>
+        <w:rPr>
+          <w:rFonts w:ascii="Times New Roman" w:hAnsi="Times New Roman" w:cs="Times New Roman"/>
+        </w:rPr>
+        <w:br/>
+        <w:t>ВТРАТИ:</w:t>
+      </w:r>
+    </w:p>
+    <w:p>
+      <w:pPr>
+        <w:spacing w:line="480" w:lineRule="auto"/>
+        <w:rPr>
+          <w:rFonts w:ascii="Times New Roman" w:hAnsi="Times New Roman" w:cs="Times New Roman"/>
+          <w:lang w:val="en-US"/>
+        </w:rPr>
+      </w:pPr>
+      <w:r>
+        <w:rPr>
+          <w:rFonts w:ascii="Times New Roman" w:hAnsi="Times New Roman" w:cs="Times New Roman"/>
+          <w:lang w:val="en-US"/>
+        </w:rPr>
+        <w:t>{@section_5}</w:t>
+      </w:r>
+    </w:p>
+    <w:p>
+      <w:pPr>
+        <w:spacing w:line="480" w:lineRule="auto"/>
+        <w:rPr>
+          <w:rFonts w:ascii="Times New Roman" w:hAnsi="Times New Roman" w:cs="Times New Roman"/>
+          <w:lang w:val="en-US"/>
+        </w:rPr>
+      </w:pPr>
+      <w:r>
+        <w:rPr>
+          <w:rFonts w:ascii="Times New Roman" w:hAnsi="Times New Roman" w:cs="Times New Roman"/>
+          <w:lang w:val="en-US"/>
+        </w:rPr>
+        <w:t>{@section_5_1}</w:t>
+      </w:r>
+    </w:p>
+    <w:p>
+      <w:pPr>
+        <w:spacing w:line="480" w:lineRule="auto"/>
+        <w:jc w:val="center"/>
+        <w:rPr>
+          <w:rFonts w:ascii="Times New Roman" w:hAnsi="Times New Roman" w:cs="Times New Roman"/>
+          <w:lang w:val="en-US"/>
+        </w:rPr>
+      </w:pPr>
     </w:p>
     <w:sectPr>
       <w:pgSz w:w="11906" w:h="16838"/>
